--- a/examples/2_online_prediction/doc/dfr_mcdd.docx
+++ b/examples/2_online_prediction/doc/dfr_mcdd.docx
@@ -3968,7 +3968,7 @@
         <w:rPr>
           <w:rStyle w:val="VerbatimChar"/>
         </w:rPr>
-        <w:t xml:space="preserve">## 1           2  0  0  0  0       0 0.0006155968</w:t>
+        <w:t xml:space="preserve">## 1           2  0  0  0  0       0 0.0006709099</w:t>
       </w:r>
       <w:r>
         <w:br/>
@@ -3977,7 +3977,7 @@
         <w:rPr>
           <w:rStyle w:val="VerbatimChar"/>
         </w:rPr>
-        <w:t xml:space="preserve">## 2           3 33  0 17  0       0 0.0059378147</w:t>
+        <w:t xml:space="preserve">## 2           3 33  0 17  0       0 0.0067534447</w:t>
       </w:r>
       <w:r>
         <w:br/>
@@ -3986,7 +3986,7 @@
         <w:rPr>
           <w:rStyle w:val="VerbatimChar"/>
         </w:rPr>
-        <w:t xml:space="preserve">## 3           4 27  0 23  0       0 0.0024485588</w:t>
+        <w:t xml:space="preserve">## 3           4 27  0 23  0       0 0.0031893253</w:t>
       </w:r>
       <w:r>
         <w:br/>
@@ -3995,7 +3995,7 @@
         <w:rPr>
           <w:rStyle w:val="VerbatimChar"/>
         </w:rPr>
-        <w:t xml:space="preserve">## 4           5 26  0 23  1       0 0.0024387836</w:t>
+        <w:t xml:space="preserve">## 4           5 26  0 23  1       0 0.0027613640</w:t>
       </w:r>
       <w:r>
         <w:br/>
@@ -4004,7 +4004,7 @@
         <w:rPr>
           <w:rStyle w:val="VerbatimChar"/>
         </w:rPr>
-        <w:t xml:space="preserve">## 5           6  0  0 23 27       0 0.0024461746</w:t>
+        <w:t xml:space="preserve">## 5           6  0  0 23 27       0 0.0026936531</w:t>
       </w:r>
       <w:r>
         <w:br/>
@@ -4013,7 +4013,7 @@
         <w:rPr>
           <w:rStyle w:val="VerbatimChar"/>
         </w:rPr>
-        <w:t xml:space="preserve">## 6           7  0  0 23 27       0 0.0024974346</w:t>
+        <w:t xml:space="preserve">## 6           7  0  0 23 27       0 0.0026965141</w:t>
       </w:r>
       <w:r>
         <w:br/>
@@ -4022,7 +4022,7 @@
         <w:rPr>
           <w:rStyle w:val="VerbatimChar"/>
         </w:rPr>
-        <w:t xml:space="preserve">## 7           8  0  0 26 24       0 0.0030140877</w:t>
+        <w:t xml:space="preserve">## 7           8  0  0 26 24       0 0.0026414394</w:t>
       </w:r>
       <w:r>
         <w:br/>
@@ -4031,7 +4031,7 @@
         <w:rPr>
           <w:rStyle w:val="VerbatimChar"/>
         </w:rPr>
-        <w:t xml:space="preserve">## 8           9  0  0 31 19       0 0.0031170845</w:t>
+        <w:t xml:space="preserve">## 8           9  0  0 31 19       0 0.0026357174</w:t>
       </w:r>
       <w:r>
         <w:br/>
@@ -4040,7 +4040,7 @@
         <w:rPr>
           <w:rStyle w:val="VerbatimChar"/>
         </w:rPr>
-        <w:t xml:space="preserve">## 9          10  0  0 25 25       0 0.0030868053</w:t>
+        <w:t xml:space="preserve">## 9          10  0  0 25 25       0 0.0026230812</w:t>
       </w:r>
     </w:p>
     <w:p>
